--- a/Application/Documentation/01b_Risk_Scoring_Broader.docx
+++ b/Application/Documentation/01b_Risk_Scoring_Broader.docx
@@ -726,6 +726,20 @@
     </w:p>
     <w:p>
       <w:pPr>
+        <w:spacing w:after="80" w:before="80"/>
+      </w:pPr>
+      <w:r>
+        <w:rPr>
+          <w:rFonts w:ascii="Arial" w:cs="Arial" w:eastAsia="Arial" w:hAnsi="Arial"/>
+          <w:color w:val="000000"/>
+          <w:sz w:val="22"/>
+          <w:szCs w:val="22"/>
+        </w:rPr>
+        <w:t xml:space="preserve">There are in fact two kinds of score. The tiers above describe the score for an individual image. The tool also produces a single document-level score that captures irregularities belonging to a page, or to the document as a whole, rather than to any one image, for example text laid over the page or a font that does not match the rest of the document. The document score is taken from the most suspicious single page, so one altered page is not hidden by a long run of clean ones. Section 4.7 describes these page-level irregularities, and the Document Risk Summary report lists every analyzed file ranked by its document score.</w:t>
+      </w:r>
+    </w:p>
+    <w:p>
+      <w:pPr>
         <w:pStyle w:val="Heading1"/>
       </w:pPr>
       <w:r>
@@ -751,7 +765,7 @@
           <w:sz w:val="22"/>
           <w:szCs w:val="22"/>
         </w:rPr>
-        <w:t xml:space="preserve">The tool checks for eight different types of structural irregularities. Here is what each one means in plain terms:</w:t>
+        <w:t xml:space="preserve">The tool checks for several types of structural irregularities. Here is what each one means in plain terms:</w:t>
       </w:r>
     </w:p>
     <w:p>
@@ -1142,6 +1156,73 @@
     </w:p>
     <w:p>
       <w:pPr>
+        <w:pStyle w:val="Heading2"/>
+      </w:pPr>
+      <w:r>
+        <w:rPr>
+          <w:rFonts w:ascii="Arial" w:cs="Arial" w:eastAsia="Arial" w:hAnsi="Arial"/>
+        </w:rPr>
+        <w:t xml:space="preserve">4.7  Irregularities on the Page as a Whole</w:t>
+      </w:r>
+    </w:p>
+    <w:p>
+      <w:pPr>
+        <w:spacing w:after="80" w:before="80"/>
+      </w:pPr>
+      <w:r>
+        <w:rPr>
+          <w:rFonts w:ascii="Arial" w:cs="Arial" w:eastAsia="Arial" w:hAnsi="Arial"/>
+          <w:color w:val="000000"/>
+          <w:sz w:val="22"/>
+          <w:szCs w:val="22"/>
+        </w:rPr>
+        <w:t xml:space="preserve">The checks above each concern a single image. Two further checks look at the page itself rather than at any one image, and they feed the document-level score rather than an image score:</w:t>
+      </w:r>
+    </w:p>
+    <w:p>
+      <w:pPr>
+        <w:spacing w:after="80" w:before="80"/>
+      </w:pPr>
+      <w:r>
+        <w:rPr>
+          <w:rFonts w:ascii="Arial" w:cs="Arial" w:eastAsia="Arial" w:hAnsi="Arial"/>
+          <w:color w:val="000000"/>
+          <w:sz w:val="22"/>
+          <w:szCs w:val="22"/>
+        </w:rPr>
+        <w:t xml:space="preserve">Text laid over the page (score contribution: +35). Sometimes text or an annotation is painted on top of content that is already on the page, a new number over an old one, a word over a date, or a block over a signature. Because this is one of the most direct ways to alter what a document appears to say, it carries the same weight as a fully concealed image.</w:t>
+      </w:r>
+    </w:p>
+    <w:p>
+      <w:pPr>
+        <w:spacing w:after="80" w:before="80"/>
+      </w:pPr>
+      <w:r>
+        <w:rPr>
+          <w:rFonts w:ascii="Arial" w:cs="Arial" w:eastAsia="Arial" w:hAnsi="Arial"/>
+          <w:color w:val="000000"/>
+          <w:sz w:val="22"/>
+          <w:szCs w:val="22"/>
+        </w:rPr>
+        <w:t xml:space="preserve">A font that does not fit (score contribution: +15). When a piece of text uses a font that is out of place compared with the rest of the document, it can indicate that the text was added or edited separately. On its own this is far from conclusive, because real documents mix fonts for many innocent reasons, so it carries a moderate weight and is best read as something to check rather than a conclusion.</w:t>
+      </w:r>
+    </w:p>
+    <w:p>
+      <w:pPr>
+        <w:spacing w:after="80" w:before="80"/>
+      </w:pPr>
+      <w:r>
+        <w:rPr>
+          <w:rFonts w:ascii="Arial" w:cs="Arial" w:eastAsia="Arial" w:hAnsi="Arial"/>
+          <w:color w:val="000000"/>
+          <w:sz w:val="22"/>
+          <w:szCs w:val="22"/>
+        </w:rPr>
+        <w:t xml:space="preserve">Finally, if a document contains reviewer comments or sticky-note style annotations, a small flat amount (+5) is added to the document score. Comments are not a sign of tampering by themselves; the small addition simply keeps annotated documents from being overlooked when files are ranked by score.</w:t>
+      </w:r>
+    </w:p>
+    <w:p>
+      <w:pPr>
         <w:pStyle w:val="Heading1"/>
       </w:pPr>
       <w:r>
@@ -1263,6 +1344,20 @@
           <w:szCs w:val="22"/>
         </w:rPr>
         <w:t xml:space="preserve">Partial concealment (+15 or +8) receives lower scores than full concealment because partial overlap has many legitimate explanations (captions over photographs, logos on coloured backgrounds).</w:t>
+      </w:r>
+    </w:p>
+    <w:p>
+      <w:pPr>
+        <w:spacing w:after="80" w:before="80"/>
+      </w:pPr>
+      <w:r>
+        <w:rPr>
+          <w:rFonts w:ascii="Arial" w:cs="Arial" w:eastAsia="Arial" w:hAnsi="Arial"/>
+          <w:color w:val="000000"/>
+          <w:sz w:val="22"/>
+          <w:szCs w:val="22"/>
+        </w:rPr>
+        <w:t xml:space="preserve">Text laid over the page (+35) is weighted as highly as a fully concealed image, because overlaying text is one of the most direct ways to change what a document says. A font that does not fit (+15) is treated as a supporting indicator rather than proof, since legitimate documents mix fonts; it is still enough on its own to reach the MID tier and prompt a look. The comment flag (+5) is informational only and never, by itself, lifts a document out of the LOW range.</w:t>
       </w:r>
     </w:p>
     <w:p>

--- a/Application/Documentation/01b_Risk_Scoring_Broader.docx
+++ b/Application/Documentation/01b_Risk_Scoring_Broader.docx
@@ -735,7 +735,7 @@
           <w:sz w:val="22"/>
           <w:szCs w:val="22"/>
         </w:rPr>
-        <w:t xml:space="preserve">There are in fact two kinds of score. The tiers above describe the score for an individual image. The tool also produces a single document-level score that captures irregularities belonging to a page, or to the document as a whole, rather than to any one image, for example text laid over the page or a font that does not match the rest of the document. The document score is taken from the most suspicious single page, so one altered page is not hidden by a long run of clean ones. Section 4.7 describes these page-level irregularities, and the Document Risk Summary report lists every analyzed file ranked by its document score.</w:t>
+        <w:t xml:space="preserve">There are in fact two kinds of score. The tiers above describe the score for an individual image. The tool also produces a single document-level score that captures irregularities belonging to a page, or to the document as a whole, rather than to any one image — for example text laid over the page, a font that does not match the rest of the document, an unapplied redaction, or contradictory dates in the document’s own records. The document score starts from the most suspicious single page (so one altered page is not hidden by a long run of clean ones) and then adds points for irregularities that belong to the document as a whole, such as inconsistent metadata or changes made after the document was digitally signed. Sections 4.7 and 4.8 describe these irregularities, and the Document Risk Summary report lists every analyzed file ranked by its document score.</w:t>
       </w:r>
     </w:p>
     <w:p>
@@ -1218,11 +1218,120 @@
           <w:sz w:val="22"/>
           <w:szCs w:val="22"/>
         </w:rPr>
+        <w:t xml:space="preserve">A redaction that was never applied (score contribution: +35). A redaction annotation only marks content for removal — until it is applied, the covered material is still fully present in the file and can be recovered. Finding one is both a sign of intent to conceal and a lead: the hidden content can be read.</w:t>
+      </w:r>
+    </w:p>
+    <w:p>
+      <w:pPr>
+        <w:spacing w:after="80" w:before="80"/>
+      </w:pPr>
+      <w:r>
+        <w:rPr>
+          <w:rFonts w:ascii="Arial" w:cs="Arial" w:eastAsia="Arial" w:hAnsi="Arial"/>
+          <w:color w:val="000000"/>
+          <w:sz w:val="22"/>
+          <w:szCs w:val="22"/>
+        </w:rPr>
         <w:t xml:space="preserve">Finally, if a document contains reviewer comments or sticky-note style annotations, a small flat amount (+5) is added to the document score. Comments are not a sign of tampering by themselves; the small addition simply keeps annotated documents from being overlooked when files are ranked by score.</w:t>
       </w:r>
     </w:p>
     <w:p>
       <w:pPr>
+        <w:pStyle w:val="Heading2"/>
+      </w:pPr>
+      <w:r>
+        <w:rPr>
+          <w:rFonts w:ascii="Arial" w:cs="Arial" w:eastAsia="Arial" w:hAnsi="Arial"/>
+        </w:rPr>
+        <w:t xml:space="preserve">4.8  Irregularities in the Document’s Own Records</w:t>
+      </w:r>
+    </w:p>
+    <w:p>
+      <w:pPr>
+        <w:spacing w:after="80" w:before="80"/>
+      </w:pPr>
+      <w:r>
+        <w:rPr>
+          <w:rFonts w:ascii="Arial" w:cs="Arial" w:eastAsia="Arial" w:hAnsi="Arial"/>
+          <w:color w:val="000000"/>
+          <w:sz w:val="22"/>
+          <w:szCs w:val="22"/>
+        </w:rPr>
+        <w:t xml:space="preserve">A further set of checks looks at the document’s records rather than its pages, and adds points directly to the document score:</w:t>
+      </w:r>
+    </w:p>
+    <w:p>
+      <w:pPr>
+        <w:spacing w:after="80" w:before="80"/>
+      </w:pPr>
+      <w:r>
+        <w:rPr>
+          <w:rFonts w:ascii="Arial" w:cs="Arial" w:eastAsia="Arial" w:hAnsi="Arial"/>
+          <w:color w:val="000000"/>
+          <w:sz w:val="22"/>
+          <w:szCs w:val="22"/>
+        </w:rPr>
+        <w:t xml:space="preserve">Changed after signing (+35). If data was added to the file after its digital signature was applied, the signed version no longer covers the current content. Later additions can be legitimate (a second signature, a permitted form entry), so the question to answer is what was added.</w:t>
+      </w:r>
+    </w:p>
+    <w:p>
+      <w:pPr>
+        <w:spacing w:after="80" w:before="80"/>
+      </w:pPr>
+      <w:r>
+        <w:rPr>
+          <w:rFonts w:ascii="Arial" w:cs="Arial" w:eastAsia="Arial" w:hAnsi="Arial"/>
+          <w:color w:val="000000"/>
+          <w:sz w:val="22"/>
+          <w:szCs w:val="22"/>
+        </w:rPr>
+        <w:t xml:space="preserve">Impossible dates (+25). A document whose ‘last modified’ date is earlier than its ‘created’ date cannot be truthfully dated — a strong sign the dates were edited by hand.</w:t>
+      </w:r>
+    </w:p>
+    <w:p>
+      <w:pPr>
+        <w:spacing w:after="80" w:before="80"/>
+      </w:pPr>
+      <w:r>
+        <w:rPr>
+          <w:rFonts w:ascii="Arial" w:cs="Arial" w:eastAsia="Arial" w:hAnsi="Arial"/>
+          <w:color w:val="000000"/>
+          <w:sz w:val="22"/>
+          <w:szCs w:val="22"/>
+        </w:rPr>
+        <w:t xml:space="preserve">Records that disagree (+15 per field). A PDF keeps two copies of key details such as the producing program and the dates. Editing one by hand usually leaves the other behind, so a disagreement between them points to manual editing. Times are compared properly across timezones, so the same moment written two different ways is not flagged.</w:t>
+      </w:r>
+    </w:p>
+    <w:p>
+      <w:pPr>
+        <w:spacing w:after="80" w:before="80"/>
+      </w:pPr>
+      <w:r>
+        <w:rPr>
+          <w:rFonts w:ascii="Arial" w:cs="Arial" w:eastAsia="Arial" w:hAnsi="Arial"/>
+          <w:color w:val="000000"/>
+          <w:sz w:val="22"/>
+          <w:szCs w:val="22"/>
+        </w:rPr>
+        <w:t xml:space="preserve">Photos from different devices (+15). If the images in one document were captured by two or more different cameras or scanners, the document was assembled from multiple sources. That can be perfectly legitimate — the finding says where to look, not what to conclude.</w:t>
+      </w:r>
+    </w:p>
+    <w:p>
+      <w:pPr>
+        <w:spacing w:after="80" w:before="80"/>
+      </w:pPr>
+      <w:r>
+        <w:rPr>
+          <w:rFonts w:ascii="Arial" w:cs="Arial" w:eastAsia="Arial" w:hAnsi="Arial"/>
+          <w:color w:val="000000"/>
+          <w:sz w:val="22"/>
+          <w:szCs w:val="22"/>
+        </w:rPr>
+        <w:t xml:space="preserve">Smaller signals (+5 each): the file’s declared PDF version disagreeing with itself, identical document identifiers that should differ, or structural warnings from the file checker. These are corroborating hints, never conclusions on their own.</w:t>
+      </w:r>
+    </w:p>
+    <w:p>
+      <w:pPr>
         <w:pStyle w:val="Heading1"/>
       </w:pPr>
       <w:r>
@@ -1357,7 +1466,7 @@
           <w:sz w:val="22"/>
           <w:szCs w:val="22"/>
         </w:rPr>
-        <w:t xml:space="preserve">Text laid over the page (+35) is weighted as highly as a fully concealed image, because overlaying text is one of the most direct ways to change what a document says. A font that does not fit (+15) is treated as a supporting indicator rather than proof, since legitimate documents mix fonts; it is still enough on its own to reach the MID tier and prompt a look. The comment flag (+5) is informational only and never, by itself, lifts a document out of the LOW range.</w:t>
+        <w:t xml:space="preserve">Text laid over the page (+35) is weighted as highly as a fully concealed image, because overlaying text is one of the most direct ways to change what a document says. A font that does not fit (+15) is treated as a supporting indicator rather than proof, since legitimate documents mix fonts; it is still enough on its own to reach the MID tier and prompt a look. An unapplied redaction (+35) matches the weight of overlaid text: both conceal, and the redaction case leaves the hidden material recoverable. Changes made after signing (+35) and impossible dates (+25) are weighted heavily because each is very hard to produce innocently. Disagreeing records and mixed capture devices (+15 each) are supporting indicators with common innocent explanations. The comment flag and the smaller record checks (+5 each) are informational only and never, by themselves, lift a document out of the LOW range.</w:t>
       </w:r>
     </w:p>
     <w:p>

--- a/Application/Documentation/01b_Risk_Scoring_Broader.docx
+++ b/Application/Documentation/01b_Risk_Scoring_Broader.docx
@@ -111,7 +111,7 @@
           <w:sz w:val="22"/>
           <w:szCs w:val="22"/>
         </w:rPr>
-        <w:t xml:space="preserve">Document Date: April 21, 2026</w:t>
+        <w:t xml:space="preserve">Document Date: October 6, 2026 · Build 2026-10-06</w:t>
       </w:r>
     </w:p>
     <w:p>
@@ -1314,6 +1314,20 @@
           <w:szCs w:val="22"/>
         </w:rPr>
         <w:t xml:space="preserve">Photos from different devices (+15). If the images in one document were captured by two or more different cameras or scanners, the document was assembled from multiple sources. That can be perfectly legitimate — the finding says where to look, not what to conclude.</w:t>
+      </w:r>
+    </w:p>
+    <w:p>
+      <w:pPr>
+        <w:spacing w:after="80" w:before="80"/>
+      </w:pPr>
+      <w:r>
+        <w:rPr>
+          <w:rFonts w:ascii="Arial" w:cs="Arial" w:eastAsia="Arial" w:hAnsi="Arial"/>
+          <w:color w:val="000000"/>
+          <w:sz w:val="22"/>
+          <w:szCs w:val="22"/>
+        </w:rPr>
+        <w:t xml:space="preserve">Features newer than the file claims (+15). Every PDF states which version of the format it is. Some newer capabilities — modern compression, encryption, or layering — simply cannot exist in an older version. If the file uses one of those but claims to be an older version, the claim is suspect: the version label is easy to edit, but the features inside are not. This is especially telling when the claimed creation date is from before those features existed, because the content could not have been made on that date. A small mismatch on its own can be innocent (some programs never update the version label), so it is a prompt to look rather than a conclusion.</w:t>
       </w:r>
     </w:p>
     <w:p>

--- a/Application/Documentation/01b_Risk_Scoring_Broader.docx
+++ b/Application/Documentation/01b_Risk_Scoring_Broader.docx
@@ -111,7 +111,7 @@
           <w:sz w:val="22"/>
           <w:szCs w:val="22"/>
         </w:rPr>
-        <w:t xml:space="preserve">Document Date: October 6, 2026 · Build 2026-10-06</w:t>
+        <w:t xml:space="preserve">Document Date: October 9, 2026 · Applies to PDF Forensics Suite v1.0.0, build 2026-10-09</w:t>
       </w:r>
     </w:p>
     <w:p>
@@ -1191,6 +1191,20 @@
           <w:szCs w:val="22"/>
         </w:rPr>
         <w:t xml:space="preserve">Text laid over the page (score contribution: +35). Sometimes text or an annotation is painted on top of content that is already on the page, a new number over an old one, a word over a date, or a block over a signature. Because this is one of the most direct ways to alter what a document appears to say, it carries the same weight as a fully concealed image.</w:t>
+      </w:r>
+    </w:p>
+    <w:p>
+      <w:pPr>
+        <w:spacing w:after="80" w:before="80"/>
+      </w:pPr>
+      <w:r>
+        <w:rPr>
+          <w:rFonts w:ascii="Arial" w:cs="Arial" w:eastAsia="Arial" w:hAnsi="Arial"/>
+          <w:color w:val="000000"/>
+          <w:sz w:val="22"/>
+          <w:szCs w:val="22"/>
+        </w:rPr>
+        <w:t xml:space="preserve">One change is counted once. A white box with several lines of new text written on it is a single alteration and adds 35 points once, however many lines it covers. A covering box and a separate text box placed on top of it are two separate edits and are counted as two. (Documents analysed with versions of the tool before build 2026-10-08 could count one white box many times; analysing them again corrects the score.)</w:t>
       </w:r>
     </w:p>
     <w:p>

--- a/Application/Documentation/01b_Risk_Scoring_Broader.docx
+++ b/Application/Documentation/01b_Risk_Scoring_Broader.docx
@@ -111,7 +111,7 @@
           <w:sz w:val="22"/>
           <w:szCs w:val="22"/>
         </w:rPr>
-        <w:t xml:space="preserve">Document Date: October 9, 2026 · Applies to PDF Forensics Suite v1.0.0, build 2026-10-09</w:t>
+        <w:t xml:space="preserve">Document Date: October 13, 2026 · Applies to PDF Forensics Suite v1.0.0, build 2026-10-13</w:t>
       </w:r>
     </w:p>
     <w:p>

--- a/Application/Documentation/01b_Risk_Scoring_Broader.docx
+++ b/Application/Documentation/01b_Risk_Scoring_Broader.docx
@@ -111,7 +111,7 @@
           <w:sz w:val="22"/>
           <w:szCs w:val="22"/>
         </w:rPr>
-        <w:t xml:space="preserve">Document Date: October 13, 2026 · Applies to PDF Forensics Suite v1.0.0, build 2026-10-13</w:t>
+        <w:t xml:space="preserve">Document Date: October 14, 2026 · Applies to PDF Forensics Suite v1.0.0, build 2026-10-14</w:t>
       </w:r>
     </w:p>
     <w:p>

--- a/Application/Documentation/01b_Risk_Scoring_Broader.docx
+++ b/Application/Documentation/01b_Risk_Scoring_Broader.docx
@@ -111,7 +111,7 @@
           <w:sz w:val="22"/>
           <w:szCs w:val="22"/>
         </w:rPr>
-        <w:t xml:space="preserve">Document Date: October 14, 2026 · Applies to PDF Forensics Suite v1.0.0, build 2026-10-14</w:t>
+        <w:t xml:space="preserve">Document Date: October 15, 2026 · Applies to PDF Forensics Suite v1.0.0, build 2026-10-15</w:t>
       </w:r>
     </w:p>
     <w:p>

--- a/Application/Documentation/01b_Risk_Scoring_Broader.docx
+++ b/Application/Documentation/01b_Risk_Scoring_Broader.docx
@@ -111,7 +111,7 @@
           <w:sz w:val="22"/>
           <w:szCs w:val="22"/>
         </w:rPr>
-        <w:t xml:space="preserve">Document Date: October 15, 2026 · Applies to PDF Forensics Suite v1.0.0, build 2026-10-15</w:t>
+        <w:t xml:space="preserve">Document Date: October 20, 2026 · Applies to PDF Forensics Suite v1.0.0, build 2026-10-20</w:t>
       </w:r>
     </w:p>
     <w:p>

--- a/Application/Documentation/01b_Risk_Scoring_Broader.docx
+++ b/Application/Documentation/01b_Risk_Scoring_Broader.docx
@@ -62,7 +62,7 @@
           <w:sz w:val="52"/>
           <w:szCs w:val="52"/>
         </w:rPr>
-        <w:t xml:space="preserve">PDF FORENSICS SUITE v1.0.0</w:t>
+        <w:t xml:space="preserve">PDF FORENSICS SUITE v1.0.1</w:t>
       </w:r>
     </w:p>
     <w:p>
@@ -111,7 +111,7 @@
           <w:sz w:val="22"/>
           <w:szCs w:val="22"/>
         </w:rPr>
-        <w:t xml:space="preserve">Document Date: October 20, 2026 · Applies to PDF Forensics Suite v1.0.0, build 2026-10-20</w:t>
+        <w:t xml:space="preserve">Document Date: October 21, 2026 · Applies to PDF Forensics Suite v1.0.1, build 2026-10-21</w:t>
       </w:r>
     </w:p>
     <w:p>
@@ -128,7 +128,7 @@
           <w:sz w:val="20"/>
           <w:szCs w:val="20"/>
         </w:rPr>
-        <w:t xml:space="preserve">Released under the MIT License</w:t>
+        <w:t xml:space="preserve">Released under the Apache License, Version 2.0</w:t>
       </w:r>
     </w:p>
     <w:p>
@@ -2749,7 +2749,7 @@
         <w:sz w:val="16"/>
         <w:szCs w:val="16"/>
       </w:rPr>
-      <w:t xml:space="preserve">PDF Forensics Suite v1.0.0 — Risk Scoring — Plain-Language Guide  </w:t>
+      <w:t xml:space="preserve">PDF Forensics Suite v1.0.1 — Risk Scoring — Plain-Language Guide  </w:t>
     </w:r>
     <w:r>
       <w:rPr>
@@ -2837,7 +2837,7 @@
         <w:sz w:val="16"/>
         <w:szCs w:val="16"/>
       </w:rPr>
-      <w:t xml:space="preserve">PDF Forensics Suite v1.0.0 — Risk Scoring — Plain-Language Guide</w:t>
+      <w:t xml:space="preserve">PDF Forensics Suite v1.0.1 — Risk Scoring — Plain-Language Guide</w:t>
     </w:r>
   </w:p>
 </w:hdr>

--- a/Application/Documentation/01b_Risk_Scoring_Broader.docx
+++ b/Application/Documentation/01b_Risk_Scoring_Broader.docx
@@ -62,7 +62,7 @@
           <w:sz w:val="52"/>
           <w:szCs w:val="52"/>
         </w:rPr>
-        <w:t xml:space="preserve">PDF FORENSICS SUITE v1.0.1</w:t>
+        <w:t xml:space="preserve">PDF FORENSICS SUITE v1.0.2</w:t>
       </w:r>
     </w:p>
     <w:p>
@@ -111,7 +111,7 @@
           <w:sz w:val="22"/>
           <w:szCs w:val="22"/>
         </w:rPr>
-        <w:t xml:space="preserve">Document Date: October 21, 2026 · Applies to PDF Forensics Suite v1.0.1, build 2026-10-21</w:t>
+        <w:t xml:space="preserve">Document Date: October 22, 2026 · Applies to PDF Forensics Suite v1.0.2, build 2026-10-22</w:t>
       </w:r>
     </w:p>
     <w:p>
@@ -2749,7 +2749,7 @@
         <w:sz w:val="16"/>
         <w:szCs w:val="16"/>
       </w:rPr>
-      <w:t xml:space="preserve">PDF Forensics Suite v1.0.1 — Risk Scoring — Plain-Language Guide  </w:t>
+      <w:t xml:space="preserve">PDF Forensics Suite v1.0.2 — Risk Scoring — Plain-Language Guide  </w:t>
     </w:r>
     <w:r>
       <w:rPr>
@@ -2837,7 +2837,7 @@
         <w:sz w:val="16"/>
         <w:szCs w:val="16"/>
       </w:rPr>
-      <w:t xml:space="preserve">PDF Forensics Suite v1.0.1 — Risk Scoring — Plain-Language Guide</w:t>
+      <w:t xml:space="preserve">PDF Forensics Suite v1.0.2 — Risk Scoring — Plain-Language Guide</w:t>
     </w:r>
   </w:p>
 </w:hdr>

--- a/Application/Documentation/01b_Risk_Scoring_Broader.docx
+++ b/Application/Documentation/01b_Risk_Scoring_Broader.docx
@@ -62,7 +62,7 @@
           <w:sz w:val="52"/>
           <w:szCs w:val="52"/>
         </w:rPr>
-        <w:t xml:space="preserve">PDF FORENSICS SUITE v1.0.2</w:t>
+        <w:t xml:space="preserve">PDF FORENSICS SUITE v1.0.3</w:t>
       </w:r>
     </w:p>
     <w:p>
@@ -111,7 +111,7 @@
           <w:sz w:val="22"/>
           <w:szCs w:val="22"/>
         </w:rPr>
-        <w:t xml:space="preserve">Document Date: October 22, 2026 · Applies to PDF Forensics Suite v1.0.2, build 2026-10-22</w:t>
+        <w:t xml:space="preserve">Document Date: October 22, 2026 · Applies to PDF Forensics Suite v1.0.3, build 2026-10-22b</w:t>
       </w:r>
     </w:p>
     <w:p>
@@ -2749,7 +2749,7 @@
         <w:sz w:val="16"/>
         <w:szCs w:val="16"/>
       </w:rPr>
-      <w:t xml:space="preserve">PDF Forensics Suite v1.0.2 — Risk Scoring — Plain-Language Guide  </w:t>
+      <w:t xml:space="preserve">PDF Forensics Suite v1.0.3 — Risk Scoring — Plain-Language Guide  </w:t>
     </w:r>
     <w:r>
       <w:rPr>
@@ -2837,7 +2837,7 @@
         <w:sz w:val="16"/>
         <w:szCs w:val="16"/>
       </w:rPr>
-      <w:t xml:space="preserve">PDF Forensics Suite v1.0.2 — Risk Scoring — Plain-Language Guide</w:t>
+      <w:t xml:space="preserve">PDF Forensics Suite v1.0.3 — Risk Scoring — Plain-Language Guide</w:t>
     </w:r>
   </w:p>
 </w:hdr>

--- a/Application/Documentation/01b_Risk_Scoring_Broader.docx
+++ b/Application/Documentation/01b_Risk_Scoring_Broader.docx
@@ -62,7 +62,7 @@
           <w:sz w:val="52"/>
           <w:szCs w:val="52"/>
         </w:rPr>
-        <w:t xml:space="preserve">PDF FORENSICS SUITE v1.0.3</w:t>
+        <w:t xml:space="preserve">PDF FORENSICS SUITE v1.1.0</w:t>
       </w:r>
     </w:p>
     <w:p>
@@ -111,7 +111,7 @@
           <w:sz w:val="22"/>
           <w:szCs w:val="22"/>
         </w:rPr>
-        <w:t xml:space="preserve">Document Date: October 22, 2026 · Applies to PDF Forensics Suite v1.0.3, build 2026-10-22b</w:t>
+        <w:t xml:space="preserve">Document Date: October 22, 2026 · Applies to PDF Forensics Suite v1.1.0, build 2026-10-22c</w:t>
       </w:r>
     </w:p>
     <w:p>
@@ -2749,7 +2749,7 @@
         <w:sz w:val="16"/>
         <w:szCs w:val="16"/>
       </w:rPr>
-      <w:t xml:space="preserve">PDF Forensics Suite v1.0.3 — Risk Scoring — Plain-Language Guide  </w:t>
+      <w:t xml:space="preserve">PDF Forensics Suite v1.1.0 — Risk Scoring — Plain-Language Guide  </w:t>
     </w:r>
     <w:r>
       <w:rPr>
@@ -2837,7 +2837,7 @@
         <w:sz w:val="16"/>
         <w:szCs w:val="16"/>
       </w:rPr>
-      <w:t xml:space="preserve">PDF Forensics Suite v1.0.3 — Risk Scoring — Plain-Language Guide</w:t>
+      <w:t xml:space="preserve">PDF Forensics Suite v1.1.0 — Risk Scoring — Plain-Language Guide</w:t>
     </w:r>
   </w:p>
 </w:hdr>

--- a/Application/Documentation/01b_Risk_Scoring_Broader.docx
+++ b/Application/Documentation/01b_Risk_Scoring_Broader.docx
@@ -62,7 +62,7 @@
           <w:sz w:val="52"/>
           <w:szCs w:val="52"/>
         </w:rPr>
-        <w:t xml:space="preserve">PDF FORENSICS SUITE v1.1.0</w:t>
+        <w:t xml:space="preserve">PDF FORENSICS SUITE v1.1.1</w:t>
       </w:r>
     </w:p>
     <w:p>
@@ -111,7 +111,7 @@
           <w:sz w:val="22"/>
           <w:szCs w:val="22"/>
         </w:rPr>
-        <w:t xml:space="preserve">Document Date: October 22, 2026 · Applies to PDF Forensics Suite v1.1.0, build 2026-10-22c</w:t>
+        <w:t xml:space="preserve">Document Date: October 22, 2026 · Applies to PDF Forensics Suite v1.1.1, build 2026-10-22d</w:t>
       </w:r>
     </w:p>
     <w:p>
@@ -2749,7 +2749,7 @@
         <w:sz w:val="16"/>
         <w:szCs w:val="16"/>
       </w:rPr>
-      <w:t xml:space="preserve">PDF Forensics Suite v1.1.0 — Risk Scoring — Plain-Language Guide  </w:t>
+      <w:t xml:space="preserve">PDF Forensics Suite v1.1.1 — Risk Scoring — Plain-Language Guide  </w:t>
     </w:r>
     <w:r>
       <w:rPr>
@@ -2837,7 +2837,7 @@
         <w:sz w:val="16"/>
         <w:szCs w:val="16"/>
       </w:rPr>
-      <w:t xml:space="preserve">PDF Forensics Suite v1.1.0 — Risk Scoring — Plain-Language Guide</w:t>
+      <w:t xml:space="preserve">PDF Forensics Suite v1.1.1 — Risk Scoring — Plain-Language Guide</w:t>
     </w:r>
   </w:p>
 </w:hdr>

--- a/Application/Documentation/01b_Risk_Scoring_Broader.docx
+++ b/Application/Documentation/01b_Risk_Scoring_Broader.docx
@@ -62,7 +62,7 @@
           <w:sz w:val="52"/>
           <w:szCs w:val="52"/>
         </w:rPr>
-        <w:t xml:space="preserve">PDF FORENSICS SUITE v1.1.1</w:t>
+        <w:t xml:space="preserve">PDF FORENSICS SUITE v1.1.2</w:t>
       </w:r>
     </w:p>
     <w:p>
@@ -111,7 +111,7 @@
           <w:sz w:val="22"/>
           <w:szCs w:val="22"/>
         </w:rPr>
-        <w:t xml:space="preserve">Document Date: October 22, 2026 · Applies to PDF Forensics Suite v1.1.1, build 2026-10-22d</w:t>
+        <w:t xml:space="preserve">Document Date: October 22, 2026 · Applies to PDF Forensics Suite v1.1.2, build 2026-10-22e</w:t>
       </w:r>
     </w:p>
     <w:p>
@@ -2749,7 +2749,7 @@
         <w:sz w:val="16"/>
         <w:szCs w:val="16"/>
       </w:rPr>
-      <w:t xml:space="preserve">PDF Forensics Suite v1.1.1 — Risk Scoring — Plain-Language Guide  </w:t>
+      <w:t xml:space="preserve">PDF Forensics Suite v1.1.2 — Risk Scoring — Plain-Language Guide  </w:t>
     </w:r>
     <w:r>
       <w:rPr>
@@ -2837,7 +2837,7 @@
         <w:sz w:val="16"/>
         <w:szCs w:val="16"/>
       </w:rPr>
-      <w:t xml:space="preserve">PDF Forensics Suite v1.1.1 — Risk Scoring — Plain-Language Guide</w:t>
+      <w:t xml:space="preserve">PDF Forensics Suite v1.1.2 — Risk Scoring — Plain-Language Guide</w:t>
     </w:r>
   </w:p>
 </w:hdr>

--- a/Application/Documentation/01b_Risk_Scoring_Broader.docx
+++ b/Application/Documentation/01b_Risk_Scoring_Broader.docx
@@ -62,7 +62,7 @@
           <w:sz w:val="52"/>
           <w:szCs w:val="52"/>
         </w:rPr>
-        <w:t xml:space="preserve">PDF FORENSICS SUITE v1.1.2</w:t>
+        <w:t xml:space="preserve">PDF FORENSICS SUITE v1.1.3</w:t>
       </w:r>
     </w:p>
     <w:p>
@@ -111,7 +111,7 @@
           <w:sz w:val="22"/>
           <w:szCs w:val="22"/>
         </w:rPr>
-        <w:t xml:space="preserve">Document Date: October 22, 2026 · Applies to PDF Forensics Suite v1.1.2, build 2026-10-22e</w:t>
+        <w:t xml:space="preserve">Document Date: October 22, 2026 · Applies to PDF Forensics Suite v1.1.3, build 2026-10-22f</w:t>
       </w:r>
     </w:p>
     <w:p>
@@ -2749,7 +2749,7 @@
         <w:sz w:val="16"/>
         <w:szCs w:val="16"/>
       </w:rPr>
-      <w:t xml:space="preserve">PDF Forensics Suite v1.1.2 — Risk Scoring — Plain-Language Guide  </w:t>
+      <w:t xml:space="preserve">PDF Forensics Suite v1.1.3 — Risk Scoring — Plain-Language Guide  </w:t>
     </w:r>
     <w:r>
       <w:rPr>
@@ -2837,7 +2837,7 @@
         <w:sz w:val="16"/>
         <w:szCs w:val="16"/>
       </w:rPr>
-      <w:t xml:space="preserve">PDF Forensics Suite v1.1.2 — Risk Scoring — Plain-Language Guide</w:t>
+      <w:t xml:space="preserve">PDF Forensics Suite v1.1.3 — Risk Scoring — Plain-Language Guide</w:t>
     </w:r>
   </w:p>
 </w:hdr>

--- a/Application/Documentation/01b_Risk_Scoring_Broader.docx
+++ b/Application/Documentation/01b_Risk_Scoring_Broader.docx
@@ -62,7 +62,7 @@
           <w:sz w:val="52"/>
           <w:szCs w:val="52"/>
         </w:rPr>
-        <w:t xml:space="preserve">PDF FORENSICS SUITE v1.1.3</w:t>
+        <w:t xml:space="preserve">PDF FORENSICS SUITE v1.1.4</w:t>
       </w:r>
     </w:p>
     <w:p>
@@ -111,7 +111,7 @@
           <w:sz w:val="22"/>
           <w:szCs w:val="22"/>
         </w:rPr>
-        <w:t xml:space="preserve">Document Date: October 22, 2026 · Applies to PDF Forensics Suite v1.1.3, build 2026-10-22f</w:t>
+        <w:t xml:space="preserve">Document Date: October 22, 2026 · Applies to PDF Forensics Suite v1.1.4, build 2026-10-22g</w:t>
       </w:r>
     </w:p>
     <w:p>
@@ -2749,7 +2749,7 @@
         <w:sz w:val="16"/>
         <w:szCs w:val="16"/>
       </w:rPr>
-      <w:t xml:space="preserve">PDF Forensics Suite v1.1.3 — Risk Scoring — Plain-Language Guide  </w:t>
+      <w:t xml:space="preserve">PDF Forensics Suite v1.1.4 — Risk Scoring — Plain-Language Guide  </w:t>
     </w:r>
     <w:r>
       <w:rPr>
@@ -2837,7 +2837,7 @@
         <w:sz w:val="16"/>
         <w:szCs w:val="16"/>
       </w:rPr>
-      <w:t xml:space="preserve">PDF Forensics Suite v1.1.3 — Risk Scoring — Plain-Language Guide</w:t>
+      <w:t xml:space="preserve">PDF Forensics Suite v1.1.4 — Risk Scoring — Plain-Language Guide</w:t>
     </w:r>
   </w:p>
 </w:hdr>
